--- a/Deck_FinalRepairsMaster.docx
+++ b/Deck_FinalRepairsMaster.docx
@@ -11664,48 +11664,27 @@
             </w:dropDownList>
           </w:sdtPr>
           <w:sdtContent>
-            <w:sdt>
-              <w:sdtPr>
-                <w:rPr>
-                  <w:rFonts w:cstheme="minorHAnsi"/>
-                </w:rPr>
-                <w:tag w:val="|PREV=David Mazor|"/>
-                <w:id w:val="-630402088"/>
-                <w:lock w:val="sdtLocked"/>
-                <w:dropDownList>
-                  <w:listItem w:value="Choose an item."/>
-                  <w:listItem w:displayText="David Mazor" w:value="David Mazor"/>
-                  <w:listItem w:displayText="Mark Marsch" w:value="Mark Marsch"/>
-                  <w:listItem w:displayText="Varoozh Saroian" w:value="Varoozh Saroian"/>
-                  <w:listItem w:displayText="Paul Kushner" w:value="Paul Kushner"/>
-                  <w:listItem w:displayText="NA" w:value="NA"/>
-                </w:dropDownList>
-              </w:sdtPr>
-              <w:sdtEndPr/>
-              <w:sdtContent>
-                <w:tc>
-                  <w:tcPr>
-                    <w:tcW w:w="3510" w:type="dxa"/>
-                  </w:tcPr>
-                  <w:p>
-                    <w:pPr>
-                      <w:autoSpaceDE w:val="0"/>
-                      <w:autoSpaceDN w:val="0"/>
-                      <w:adjustRightInd w:val="0"/>
-                      <w:rPr>
-                        <w:rFonts w:cstheme="minorHAnsi"/>
-                      </w:rPr>
-                    </w:pPr>
-                    <w:r>
-                      <w:rPr>
-                        <w:rFonts w:cstheme="minorHAnsi"/>
-                      </w:rPr>
-                      <w:t>David Mazor</w:t>
-                    </w:r>
-                  </w:p>
-                </w:tc>
-              </w:sdtContent>
-            </w:sdt>
+            <w:tc>
+              <w:tcPr>
+                <w:tcW w:w="3510" w:type="dxa"/>
+              </w:tcPr>
+              <w:p>
+                <w:pPr>
+                  <w:autoSpaceDE w:val="0"/>
+                  <w:autoSpaceDN w:val="0"/>
+                  <w:adjustRightInd w:val="0"/>
+                  <w:rPr>
+                    <w:rFonts w:cstheme="minorHAnsi"/>
+                  </w:rPr>
+                </w:pPr>
+                <w:r>
+                  <w:rPr>
+                    <w:rFonts w:cstheme="minorHAnsi"/>
+                  </w:rPr>
+                  <w:t>David Mazor</w:t>
+                </w:r>
+              </w:p>
+            </w:tc>
           </w:sdtContent>
         </w:sdt>
       </w:tr>
@@ -11748,47 +11727,27 @@
             </w:dropDownList>
           </w:sdtPr>
           <w:sdtContent>
-            <w:sdt>
-              <w:sdtPr>
-                <w:rPr>
-                  <w:rFonts w:cstheme="minorHAnsi"/>
-                </w:rPr>
-                <w:tag w:val="|PREV=E3 Certified Inspector|"/>
-                <w:id w:val="420918251"/>
-                <w:lock w:val="sdtLocked"/>
-                <w:dropDownList>
-                  <w:listItem w:value="Choose an item."/>
-                  <w:listItem w:displayText="General Contractor" w:value="General Contractor"/>
-                  <w:listItem w:displayText="CA Architect" w:value="CA Architect"/>
-                  <w:listItem w:displayText="E3 Certified Inspector" w:value="E3 Certified Inspector"/>
-                  <w:listItem w:displayText="NA" w:value="NA"/>
-                </w:dropDownList>
-              </w:sdtPr>
-              <w:sdtEndPr/>
-              <w:sdtContent>
-                <w:tc>
-                  <w:tcPr>
-                    <w:tcW w:w="3510" w:type="dxa"/>
-                  </w:tcPr>
-                  <w:p>
-                    <w:pPr>
-                      <w:autoSpaceDE w:val="0"/>
-                      <w:autoSpaceDN w:val="0"/>
-                      <w:adjustRightInd w:val="0"/>
-                      <w:rPr>
-                        <w:rFonts w:cstheme="minorHAnsi"/>
-                      </w:rPr>
-                    </w:pPr>
-                    <w:r>
-                      <w:rPr>
-                        <w:rFonts w:cstheme="minorHAnsi"/>
-                      </w:rPr>
-                      <w:t>E3 Certified Inspector</w:t>
-                    </w:r>
-                  </w:p>
-                </w:tc>
-              </w:sdtContent>
-            </w:sdt>
+            <w:tc>
+              <w:tcPr>
+                <w:tcW w:w="3510" w:type="dxa"/>
+              </w:tcPr>
+              <w:p>
+                <w:pPr>
+                  <w:autoSpaceDE w:val="0"/>
+                  <w:autoSpaceDN w:val="0"/>
+                  <w:adjustRightInd w:val="0"/>
+                  <w:rPr>
+                    <w:rFonts w:cstheme="minorHAnsi"/>
+                  </w:rPr>
+                </w:pPr>
+                <w:r>
+                  <w:rPr>
+                    <w:rFonts w:cstheme="minorHAnsi"/>
+                  </w:rPr>
+                  <w:t>E3 Certified Inspector</w:t>
+                </w:r>
+              </w:p>
+            </w:tc>
           </w:sdtContent>
         </w:sdt>
       </w:tr>
@@ -11831,47 +11790,27 @@
             </w:dropDownList>
           </w:sdtPr>
           <w:sdtContent>
-            <w:sdt>
-              <w:sdtPr>
-                <w:rPr>
-                  <w:rFonts w:cstheme="minorHAnsi"/>
-                </w:rPr>
-                <w:tag w:val="|PREV=DM CA GC 714639|"/>
-                <w:id w:val="-2135779939"/>
-                <w:lock w:val="sdtLocked"/>
-                <w:dropDownList>
-                  <w:listItem w:value="Choose an item."/>
-                  <w:listItem w:displayText="DM CA GC 714639" w:value="DM CA GC 714639"/>
-                  <w:listItem w:displayText="VS Architect CA - C13791" w:value="VS Architect CA - C13791"/>
-                  <w:listItem w:displayText="PK Architect CA- C 26488" w:value="PK Architect CA- C 26488"/>
-                  <w:listItem w:displayText="NA" w:value="NA"/>
-                </w:dropDownList>
-              </w:sdtPr>
-              <w:sdtEndPr/>
-              <w:sdtContent>
-                <w:tc>
-                  <w:tcPr>
-                    <w:tcW w:w="3510" w:type="dxa"/>
-                  </w:tcPr>
-                  <w:p>
-                    <w:pPr>
-                      <w:autoSpaceDE w:val="0"/>
-                      <w:autoSpaceDN w:val="0"/>
-                      <w:adjustRightInd w:val="0"/>
-                      <w:rPr>
-                        <w:rFonts w:cstheme="minorHAnsi"/>
-                      </w:rPr>
-                    </w:pPr>
-                    <w:r>
-                      <w:rPr>
-                        <w:rFonts w:cstheme="minorHAnsi"/>
-                      </w:rPr>
-                      <w:t>DM CA GC 714639</w:t>
-                    </w:r>
-                  </w:p>
-                </w:tc>
-              </w:sdtContent>
-            </w:sdt>
+            <w:tc>
+              <w:tcPr>
+                <w:tcW w:w="3510" w:type="dxa"/>
+              </w:tcPr>
+              <w:p>
+                <w:pPr>
+                  <w:autoSpaceDE w:val="0"/>
+                  <w:autoSpaceDN w:val="0"/>
+                  <w:adjustRightInd w:val="0"/>
+                  <w:rPr>
+                    <w:rFonts w:cstheme="minorHAnsi"/>
+                  </w:rPr>
+                </w:pPr>
+                <w:r>
+                  <w:rPr>
+                    <w:rFonts w:cstheme="minorHAnsi"/>
+                  </w:rPr>
+                  <w:t>DM CA GC 714639</w:t>
+                </w:r>
+              </w:p>
+            </w:tc>
           </w:sdtContent>
         </w:sdt>
       </w:tr>
@@ -13114,7 +13053,7 @@
                 </w:rPr>
                 <w:alias w:val="conf_waterproofing_yes"/>
                 <w:tag w:val="conf_waterproofing_yes"/>
-                <w:id w:val="56814403"/>
+                <w:id w:val="13245079"/>
                 <w14:checkbox>
                   <w14:checked w14:val="1"/>
                   <w14:checkedState w14:val="2612" w14:font="MS Gothic"/>
@@ -13152,7 +13091,7 @@
                 </w:rPr>
                 <w:alias w:val="conf_waterproofing_no"/>
                 <w:tag w:val="conf_waterproofing_no"/>
-                <w:id w:val="49768237"/>
+                <w:id w:val="83449982"/>
                 <w14:checkbox>
                   <w14:checked w14:val="0"/>
                   <w14:checkedState w14:val="2612" w14:font="MS Gothic"/>
@@ -13208,7 +13147,7 @@
                 </w:rPr>
                 <w:alias w:val="conf_leaks_yes"/>
                 <w:tag w:val="conf_leaks_yes"/>
-                <w:id w:val="43914369"/>
+                <w:id w:val="90007143"/>
                 <w14:checkbox>
                   <w14:checked w14:val="0"/>
                   <w14:checkedState w14:val="2612" w14:font="MS Gothic"/>
@@ -13246,7 +13185,7 @@
                 </w:rPr>
                 <w:alias w:val="conf_leaks_no"/>
                 <w:tag w:val="conf_leaks_no"/>
-                <w:id w:val="27363946"/>
+                <w:id w:val="59987498"/>
                 <w14:checkbox>
                   <w14:checked w14:val="1"/>
                   <w14:checkedState w14:val="2612" w14:font="MS Gothic"/>
@@ -13302,7 +13241,7 @@
                 </w:rPr>
                 <w:alias w:val="conf_rot_yes"/>
                 <w:tag w:val="conf_rot_yes"/>
-                <w:id w:val="15652989"/>
+                <w:id w:val="27092324"/>
                 <w14:checkbox>
                   <w14:checked w14:val="1"/>
                   <w14:checkedState w14:val="2612" w14:font="MS Gothic"/>
@@ -13340,7 +13279,7 @@
                 </w:rPr>
                 <w:alias w:val="conf_rot_no"/>
                 <w:tag w:val="conf_rot_no"/>
-                <w:id w:val="53973872"/>
+                <w:id w:val="64022584"/>
                 <w14:checkbox>
                   <w14:checked w14:val="0"/>
                   <w14:checkedState w14:val="2612" w14:font="MS Gothic"/>
@@ -13396,7 +13335,7 @@
                 </w:rPr>
                 <w:alias w:val="conf_substrate_yes"/>
                 <w:tag w:val="conf_substrate_yes"/>
-                <w:id w:val="25503656"/>
+                <w:id w:val="78900000"/>
                 <w14:checkbox>
                   <w14:checked w14:val="0"/>
                   <w14:checkedState w14:val="2612" w14:font="MS Gothic"/>
@@ -13434,7 +13373,7 @@
                 </w:rPr>
                 <w:alias w:val="conf_substrate_no"/>
                 <w:tag w:val="conf_substrate_no"/>
-                <w:id w:val="5695446"/>
+                <w:id w:val="43227277"/>
                 <w14:checkbox>
                   <w14:checked w14:val="1"/>
                   <w14:checkedState w14:val="2612" w14:font="MS Gothic"/>
@@ -13490,7 +13429,7 @@
                 </w:rPr>
                 <w:alias w:val="conf_railings_yes"/>
                 <w:tag w:val="conf_railings_yes"/>
-                <w:id w:val="21954158"/>
+                <w:id w:val="79563093"/>
                 <w14:checkbox>
                   <w14:checked w14:val="1"/>
                   <w14:checkedState w14:val="2612" w14:font="MS Gothic"/>
@@ -13528,7 +13467,7 @@
                 </w:rPr>
                 <w:alias w:val="conf_railings_no"/>
                 <w:tag w:val="conf_railings_no"/>
-                <w:id w:val="62898694"/>
+                <w:id w:val="61947479"/>
                 <w14:checkbox>
                   <w14:checked w14:val="0"/>
                   <w14:checkedState w14:val="2612" w14:font="MS Gothic"/>
@@ -13584,7 +13523,7 @@
                 </w:rPr>
                 <w:alias w:val="conf_loadbearing_yes"/>
                 <w:tag w:val="conf_loadbearing_yes"/>
-                <w:id w:val="52877246"/>
+                <w:id w:val="34081947"/>
                 <w14:checkbox>
                   <w14:checked w14:val="1"/>
                   <w14:checkedState w14:val="2612" w14:font="MS Gothic"/>
@@ -13622,7 +13561,7 @@
                 </w:rPr>
                 <w:alias w:val="conf_loadbearing_no"/>
                 <w:tag w:val="conf_loadbearing_no"/>
-                <w:id w:val="37426907"/>
+                <w:id w:val="31356641"/>
                 <w14:checkbox>
                   <w14:checked w14:val="0"/>
                   <w14:checkedState w14:val="2612" w14:font="MS Gothic"/>

--- a/Deck_FinalRepairsMaster.docx
+++ b/Deck_FinalRepairsMaster.docx
@@ -1520,6 +1520,13 @@
                 <w:bCs/>
               </w:rPr>
               <w:t/>
+            </w:r>
+            <w:r>
+              <w:rPr>
+                <w:b/>
+                <w:bCs/>
+              </w:rPr>
+              <w:t>03/21/2024</w:t>
             </w:r>
           </w:p>
         </w:tc>
@@ -9371,377 +9378,6 @@
               <w:t xml:space="preserve">All repairs are to be in accordance with State and Local Building Codes by State Licensed Contractor(s) </w:t>
             </w:r>
           </w:p>
-          <w:p>
-            <w:pPr>
-              <w:pStyle w:val="BodyText"/>
-              <w:tabs>
-                <w:tab w:val="left" w:pos="6086"/>
-              </w:tabs>
-              <w:spacing w:before="179" w:line="259" w:lineRule="auto"/>
-              <w:ind w:right="374"/>
-              <w:jc w:val="center"/>
-              <w:rPr>
-                <w:rFonts w:asciiTheme="minorHAnsi" w:hAnsiTheme="minorHAnsi" w:cstheme="minorHAnsi"/>
-                <w:b/>
-                <w:bCs/>
-                <w:caps/>
-                <w:sz w:val="32"/>
-                <w:szCs w:val="32"/>
-              </w:rPr>
-            </w:pPr>
-          </w:p>
-          <w:p>
-            <w:pPr>
-              <w:pStyle w:val="BodyText"/>
-              <w:tabs>
-                <w:tab w:val="left" w:pos="6086"/>
-              </w:tabs>
-              <w:spacing w:before="179" w:line="259" w:lineRule="auto"/>
-              <w:ind w:right="374"/>
-              <w:jc w:val="center"/>
-              <w:rPr>
-                <w:rFonts w:asciiTheme="minorHAnsi" w:hAnsiTheme="minorHAnsi" w:cstheme="minorHAnsi"/>
-                <w:b/>
-                <w:bCs/>
-                <w:caps/>
-                <w:sz w:val="32"/>
-                <w:szCs w:val="32"/>
-              </w:rPr>
-            </w:pPr>
-          </w:p>
-          <w:p>
-            <w:pPr>
-              <w:pStyle w:val="BodyText"/>
-              <w:tabs>
-                <w:tab w:val="left" w:pos="6086"/>
-              </w:tabs>
-              <w:spacing w:before="179" w:line="259" w:lineRule="auto"/>
-              <w:ind w:right="374"/>
-              <w:jc w:val="center"/>
-              <w:rPr>
-                <w:rFonts w:asciiTheme="minorHAnsi" w:hAnsiTheme="minorHAnsi" w:cstheme="minorHAnsi"/>
-                <w:b/>
-                <w:bCs/>
-                <w:caps/>
-                <w:sz w:val="32"/>
-                <w:szCs w:val="32"/>
-              </w:rPr>
-            </w:pPr>
-          </w:p>
-          <w:p>
-            <w:pPr>
-              <w:pStyle w:val="BodyText"/>
-              <w:tabs>
-                <w:tab w:val="left" w:pos="6086"/>
-              </w:tabs>
-              <w:spacing w:before="179" w:line="259" w:lineRule="auto"/>
-              <w:ind w:right="374"/>
-              <w:jc w:val="center"/>
-              <w:rPr>
-                <w:rFonts w:asciiTheme="minorHAnsi" w:hAnsiTheme="minorHAnsi" w:cstheme="minorHAnsi"/>
-                <w:b/>
-                <w:bCs/>
-                <w:caps/>
-                <w:sz w:val="32"/>
-                <w:szCs w:val="32"/>
-              </w:rPr>
-            </w:pPr>
-          </w:p>
-          <w:p>
-            <w:pPr>
-              <w:pStyle w:val="BodyText"/>
-              <w:tabs>
-                <w:tab w:val="left" w:pos="6086"/>
-              </w:tabs>
-              <w:spacing w:before="179" w:line="259" w:lineRule="auto"/>
-              <w:ind w:right="374"/>
-              <w:jc w:val="center"/>
-              <w:rPr>
-                <w:rFonts w:asciiTheme="minorHAnsi" w:hAnsiTheme="minorHAnsi" w:cstheme="minorHAnsi"/>
-                <w:b/>
-                <w:bCs/>
-                <w:caps/>
-                <w:sz w:val="32"/>
-                <w:szCs w:val="32"/>
-              </w:rPr>
-            </w:pPr>
-          </w:p>
-          <w:p>
-            <w:pPr>
-              <w:pStyle w:val="BodyText"/>
-              <w:tabs>
-                <w:tab w:val="left" w:pos="6086"/>
-              </w:tabs>
-              <w:spacing w:before="179" w:line="259" w:lineRule="auto"/>
-              <w:ind w:right="374"/>
-              <w:jc w:val="center"/>
-              <w:rPr>
-                <w:rFonts w:asciiTheme="minorHAnsi" w:hAnsiTheme="minorHAnsi" w:cstheme="minorHAnsi"/>
-                <w:b/>
-                <w:bCs/>
-                <w:caps/>
-                <w:sz w:val="32"/>
-                <w:szCs w:val="32"/>
-              </w:rPr>
-            </w:pPr>
-          </w:p>
-          <w:p>
-            <w:pPr>
-              <w:pStyle w:val="BodyText"/>
-              <w:tabs>
-                <w:tab w:val="left" w:pos="6086"/>
-              </w:tabs>
-              <w:spacing w:before="179" w:line="259" w:lineRule="auto"/>
-              <w:ind w:right="374"/>
-              <w:jc w:val="center"/>
-              <w:rPr>
-                <w:rFonts w:asciiTheme="minorHAnsi" w:hAnsiTheme="minorHAnsi" w:cstheme="minorHAnsi"/>
-                <w:b/>
-                <w:bCs/>
-                <w:caps/>
-                <w:sz w:val="32"/>
-                <w:szCs w:val="32"/>
-              </w:rPr>
-            </w:pPr>
-          </w:p>
-          <w:p>
-            <w:pPr>
-              <w:pStyle w:val="BodyText"/>
-              <w:tabs>
-                <w:tab w:val="left" w:pos="6086"/>
-              </w:tabs>
-              <w:spacing w:before="179" w:line="259" w:lineRule="auto"/>
-              <w:ind w:right="374"/>
-              <w:jc w:val="center"/>
-              <w:rPr>
-                <w:rFonts w:asciiTheme="minorHAnsi" w:hAnsiTheme="minorHAnsi" w:cstheme="minorHAnsi"/>
-                <w:b/>
-                <w:bCs/>
-                <w:caps/>
-                <w:sz w:val="32"/>
-                <w:szCs w:val="32"/>
-              </w:rPr>
-            </w:pPr>
-          </w:p>
-          <w:p>
-            <w:pPr>
-              <w:pStyle w:val="BodyText"/>
-              <w:tabs>
-                <w:tab w:val="left" w:pos="6086"/>
-              </w:tabs>
-              <w:spacing w:before="179" w:line="259" w:lineRule="auto"/>
-              <w:ind w:right="374"/>
-              <w:jc w:val="center"/>
-              <w:rPr>
-                <w:rFonts w:asciiTheme="minorHAnsi" w:hAnsiTheme="minorHAnsi" w:cstheme="minorHAnsi"/>
-                <w:b/>
-                <w:bCs/>
-                <w:caps/>
-                <w:sz w:val="32"/>
-                <w:szCs w:val="32"/>
-              </w:rPr>
-            </w:pPr>
-          </w:p>
-          <w:p>
-            <w:pPr>
-              <w:pStyle w:val="BodyText"/>
-              <w:tabs>
-                <w:tab w:val="left" w:pos="6086"/>
-              </w:tabs>
-              <w:spacing w:before="179" w:line="259" w:lineRule="auto"/>
-              <w:ind w:right="374"/>
-              <w:jc w:val="center"/>
-              <w:rPr>
-                <w:rFonts w:asciiTheme="minorHAnsi" w:hAnsiTheme="minorHAnsi" w:cstheme="minorHAnsi"/>
-                <w:b/>
-                <w:bCs/>
-                <w:caps/>
-                <w:sz w:val="32"/>
-                <w:szCs w:val="32"/>
-              </w:rPr>
-            </w:pPr>
-          </w:p>
-          <w:p>
-            <w:pPr>
-              <w:pStyle w:val="BodyText"/>
-              <w:tabs>
-                <w:tab w:val="left" w:pos="6086"/>
-              </w:tabs>
-              <w:spacing w:before="179" w:line="259" w:lineRule="auto"/>
-              <w:ind w:right="374"/>
-              <w:jc w:val="center"/>
-              <w:rPr>
-                <w:rFonts w:asciiTheme="minorHAnsi" w:hAnsiTheme="minorHAnsi" w:cstheme="minorHAnsi"/>
-                <w:b/>
-                <w:bCs/>
-                <w:caps/>
-                <w:sz w:val="32"/>
-                <w:szCs w:val="32"/>
-              </w:rPr>
-            </w:pPr>
-          </w:p>
-          <w:p>
-            <w:pPr>
-              <w:pStyle w:val="BodyText"/>
-              <w:tabs>
-                <w:tab w:val="left" w:pos="6086"/>
-              </w:tabs>
-              <w:spacing w:before="179" w:line="259" w:lineRule="auto"/>
-              <w:ind w:right="374"/>
-              <w:jc w:val="center"/>
-              <w:rPr>
-                <w:rFonts w:asciiTheme="minorHAnsi" w:hAnsiTheme="minorHAnsi" w:cstheme="minorHAnsi"/>
-                <w:b/>
-                <w:bCs/>
-                <w:caps/>
-                <w:sz w:val="32"/>
-                <w:szCs w:val="32"/>
-              </w:rPr>
-            </w:pPr>
-          </w:p>
-          <w:p>
-            <w:pPr>
-              <w:pStyle w:val="BodyText"/>
-              <w:tabs>
-                <w:tab w:val="left" w:pos="6086"/>
-              </w:tabs>
-              <w:spacing w:before="179" w:line="259" w:lineRule="auto"/>
-              <w:ind w:right="374"/>
-              <w:jc w:val="center"/>
-              <w:rPr>
-                <w:rFonts w:asciiTheme="minorHAnsi" w:hAnsiTheme="minorHAnsi" w:cstheme="minorHAnsi"/>
-                <w:b/>
-                <w:bCs/>
-                <w:caps/>
-                <w:sz w:val="32"/>
-                <w:szCs w:val="32"/>
-              </w:rPr>
-            </w:pPr>
-          </w:p>
-          <w:p>
-            <w:pPr>
-              <w:pStyle w:val="BodyText"/>
-              <w:tabs>
-                <w:tab w:val="left" w:pos="6086"/>
-              </w:tabs>
-              <w:spacing w:before="179" w:line="259" w:lineRule="auto"/>
-              <w:ind w:right="374"/>
-              <w:jc w:val="center"/>
-              <w:rPr>
-                <w:rFonts w:asciiTheme="minorHAnsi" w:hAnsiTheme="minorHAnsi" w:cstheme="minorHAnsi"/>
-                <w:b/>
-                <w:bCs/>
-                <w:caps/>
-                <w:sz w:val="32"/>
-                <w:szCs w:val="32"/>
-              </w:rPr>
-            </w:pPr>
-          </w:p>
-          <w:p>
-            <w:pPr>
-              <w:pStyle w:val="BodyText"/>
-              <w:tabs>
-                <w:tab w:val="left" w:pos="6086"/>
-              </w:tabs>
-              <w:spacing w:before="179" w:line="259" w:lineRule="auto"/>
-              <w:ind w:right="374"/>
-              <w:jc w:val="center"/>
-              <w:rPr>
-                <w:rFonts w:asciiTheme="minorHAnsi" w:hAnsiTheme="minorHAnsi" w:cstheme="minorHAnsi"/>
-                <w:b/>
-                <w:bCs/>
-                <w:caps/>
-                <w:sz w:val="32"/>
-                <w:szCs w:val="32"/>
-              </w:rPr>
-            </w:pPr>
-          </w:p>
-          <w:p>
-            <w:pPr>
-              <w:pStyle w:val="BodyText"/>
-              <w:tabs>
-                <w:tab w:val="left" w:pos="6086"/>
-              </w:tabs>
-              <w:spacing w:before="179" w:line="259" w:lineRule="auto"/>
-              <w:ind w:right="374"/>
-              <w:jc w:val="center"/>
-              <w:rPr>
-                <w:rFonts w:asciiTheme="minorHAnsi" w:hAnsiTheme="minorHAnsi" w:cstheme="minorHAnsi"/>
-                <w:b/>
-                <w:bCs/>
-                <w:caps/>
-                <w:sz w:val="32"/>
-                <w:szCs w:val="32"/>
-              </w:rPr>
-            </w:pPr>
-          </w:p>
-          <w:p>
-            <w:pPr>
-              <w:pStyle w:val="BodyText"/>
-              <w:tabs>
-                <w:tab w:val="left" w:pos="6086"/>
-              </w:tabs>
-              <w:spacing w:before="179" w:line="259" w:lineRule="auto"/>
-              <w:ind w:right="374"/>
-              <w:jc w:val="center"/>
-              <w:rPr>
-                <w:rFonts w:asciiTheme="minorHAnsi" w:hAnsiTheme="minorHAnsi" w:cstheme="minorHAnsi"/>
-                <w:b/>
-                <w:bCs/>
-                <w:caps/>
-                <w:sz w:val="32"/>
-                <w:szCs w:val="32"/>
-              </w:rPr>
-            </w:pPr>
-          </w:p>
-          <w:p>
-            <w:pPr>
-              <w:pStyle w:val="BodyText"/>
-              <w:tabs>
-                <w:tab w:val="left" w:pos="6086"/>
-              </w:tabs>
-              <w:spacing w:before="179" w:line="259" w:lineRule="auto"/>
-              <w:ind w:right="374"/>
-              <w:rPr>
-                <w:rFonts w:asciiTheme="minorHAnsi" w:hAnsiTheme="minorHAnsi" w:cstheme="minorHAnsi"/>
-                <w:b/>
-                <w:bCs/>
-                <w:caps/>
-                <w:sz w:val="32"/>
-                <w:szCs w:val="32"/>
-              </w:rPr>
-            </w:pPr>
-          </w:p>
-          <w:p>
-            <w:pPr>
-              <w:pStyle w:val="BodyText"/>
-              <w:tabs>
-                <w:tab w:val="left" w:pos="6086"/>
-              </w:tabs>
-              <w:spacing w:before="179" w:line="259" w:lineRule="auto"/>
-              <w:ind w:right="374"/>
-              <w:jc w:val="center"/>
-              <w:rPr>
-                <w:rFonts w:asciiTheme="minorHAnsi" w:hAnsiTheme="minorHAnsi" w:cstheme="minorHAnsi"/>
-                <w:b/>
-                <w:bCs/>
-                <w:caps/>
-                <w:sz w:val="32"/>
-                <w:szCs w:val="32"/>
-              </w:rPr>
-            </w:pPr>
-            <w:r>
-              <w:rPr>
-                <w:rFonts w:asciiTheme="minorHAnsi" w:hAnsiTheme="minorHAnsi" w:cstheme="minorHAnsi"/>
-                <w:b/>
-                <w:bCs/>
-                <w:caps/>
-                <w:sz w:val="32"/>
-                <w:szCs w:val="32"/>
-              </w:rPr>
-              <w:t>Repair Method</w:t>
-            </w:r>
-          </w:p>
         </w:tc>
       </w:tr>
       <w:tr>

--- a/Deck_FinalRepairsMaster.docx
+++ b/Deck_FinalRepairsMaster.docx
@@ -9380,6 +9380,33 @@
           </w:p>
         </w:tc>
       </w:tr>
+    </w:tbl>
+    <w:p>
+      <w:pPr>
+        <w:spacing w:after="0" w:line="240" w:lineRule="auto"/>
+      </w:pPr>
+      <w:r>
+        <w:br w:type="page"/>
+      </w:r>
+    </w:p>
+    <w:tbl>
+      <w:tblPr>
+        <w:tblStyle w:val="TableGrid"/>
+        <w:tblW w:w="9810" w:type="dxa"/>
+        <w:tblInd w:w="-185" w:type="dxa"/>
+        <w:shd w:val="clear" w:color="auto" w:fill="FFFFFF"/>
+        <w:tblLayout w:type="fixed"/>
+        <w:tblLook w:val="04A0" w:firstRow="1" w:lastRow="0" w:firstColumn="1" w:lastColumn="0" w:noHBand="0" w:noVBand="1"/>
+      </w:tblPr>
+      <w:tblGrid>
+        <w:gridCol w:w="2430"/>
+        <w:gridCol w:w="1530"/>
+        <w:gridCol w:w="1350"/>
+        <w:gridCol w:w="1260"/>
+        <w:gridCol w:w="1080"/>
+        <w:gridCol w:w="1080"/>
+        <w:gridCol w:w="1080"/>
+      </w:tblGrid>
       <w:tr>
         <w:trPr>
           <w:cantSplit/>
@@ -10078,38 +10105,6 @@
                 </w:r>
               </w:sdtContent>
             </w:sdt>
-          </w:p>
-        </w:tc>
-      </w:tr>
-      <w:tr>
-        <w:trPr>
-          <w:cantSplit/>
-        </w:trPr>
-        <w:tc>
-          <w:tcPr>
-            <w:tcW w:w="9810" w:type="dxa"/>
-            <w:gridSpan w:val="7"/>
-            <w:tcBorders>
-              <w:top w:val="single" w:sz="4" w:space="0" w:color="auto"/>
-            </w:tcBorders>
-            <w:shd w:val="clear" w:color="auto" w:fill="FFFFFF"/>
-          </w:tcPr>
-          <w:p>
-            <w:pPr>
-              <w:pStyle w:val="BodyText"/>
-              <w:tabs>
-                <w:tab w:val="left" w:pos="6086"/>
-              </w:tabs>
-              <w:spacing w:before="179" w:line="259" w:lineRule="auto"/>
-              <w:ind w:right="374"/>
-              <w:rPr>
-                <w:rStyle w:val="FinalReport"/>
-                <w:rFonts w:asciiTheme="minorHAnsi" w:hAnsiTheme="minorHAnsi" w:cstheme="minorHAnsi"/>
-                <w:color w:val="FF0000"/>
-                <w:sz w:val="28"/>
-                <w:szCs w:val="28"/>
-              </w:rPr>
-            </w:pPr>
           </w:p>
         </w:tc>
       </w:tr>
@@ -12394,6 +12389,21 @@
           <w:sz w:val="24"/>
         </w:rPr>
       </w:pPr>
+    </w:p>
+    <w:p>
+      <w:pPr>
+        <w:keepNext/>
+        <w:shd w:val="clear" w:color="auto" w:fill="BDD7EE"/>
+        <w:spacing w:after="120"/>
+      </w:pPr>
+      <w:r>
+        <w:rPr>
+          <w:b/>
+          <w:color w:val="1F2A5C"/>
+          <w:sz w:val="28"/>
+        </w:rPr>
+        <w:t xml:space="preserve">  Location: +++= $loc.num+++</w:t>
+      </w:r>
     </w:p>
     <w:p>
       <w:pPr>

--- a/Deck_FinalRepairsMaster.docx
+++ b/Deck_FinalRepairsMaster.docx
@@ -10596,6 +10596,33 @@
           </w:p>
         </w:tc>
       </w:tr>
+    </w:tbl>
+    <w:p>
+      <w:pPr>
+        <w:spacing w:after="0" w:line="240" w:lineRule="auto"/>
+      </w:pPr>
+      <w:r>
+        <w:br w:type="page"/>
+      </w:r>
+    </w:p>
+    <w:tbl>
+      <w:tblPr>
+        <w:tblStyle w:val="TableGrid"/>
+        <w:tblW w:w="9810" w:type="dxa"/>
+        <w:tblInd w:w="-185" w:type="dxa"/>
+        <w:shd w:val="clear" w:color="auto" w:fill="FFFFFF"/>
+        <w:tblLayout w:type="fixed"/>
+        <w:tblLook w:val="04A0" w:firstRow="1" w:lastRow="0" w:firstColumn="1" w:lastColumn="0" w:noHBand="0" w:noVBand="1"/>
+      </w:tblPr>
+      <w:tblGrid>
+        <w:gridCol w:w="2430"/>
+        <w:gridCol w:w="1530"/>
+        <w:gridCol w:w="1350"/>
+        <w:gridCol w:w="1260"/>
+        <w:gridCol w:w="1080"/>
+        <w:gridCol w:w="1080"/>
+        <w:gridCol w:w="1080"/>
+      </w:tblGrid>
       <w:tr>
         <w:trPr>
           <w:cantSplit/>
@@ -11735,14 +11762,33 @@
         </w:rPr>
         <w:br/>
       </w:r>
-      <w:r>
-        <w:rPr>
-          <w:rFonts w:ascii="Segoe UI Symbol" w:eastAsia="Times New Roman" w:hAnsi="Segoe UI Symbol" w:cs="Segoe UI Symbol"/>
-          <w:sz w:val="21"/>
-          <w:szCs w:val="21"/>
-        </w:rPr>
-        <w:t>☐</w:t>
-      </w:r>
+      <w:sdt>
+        <w:sdtPr>
+          <w:rPr>
+            <w:rFonts w:ascii="Segoe UI Symbol" w:eastAsia="Times New Roman" w:hAnsi="Segoe UI Symbol" w:cs="Segoe UI Symbol"/>
+            <w:sz w:val="21"/>
+            <w:szCs w:val="21"/>
+          </w:rPr>
+          <w:alias w:val="invasive_supplemental_yes"/>
+          <w:tag w:val="invasive_supplemental_yes"/>
+          <w:id w:val="26238809"/>
+          <w14:checkbox>
+            <w14:checked w14:val="0"/>
+            <w14:checkedState w14:val="2612" w14:font="MS Gothic"/>
+            <w14:uncheckedState w14:val="2610" w14:font="MS Gothic"/>
+          </w14:checkbox>
+        </w:sdtPr>
+        <w:sdtContent>
+          <w:r>
+            <w:rPr>
+              <w:rFonts w:ascii="Segoe UI Symbol" w:eastAsia="Times New Roman" w:hAnsi="Segoe UI Symbol" w:cs="Segoe UI Symbol"/>
+              <w:sz w:val="21"/>
+              <w:szCs w:val="21"/>
+            </w:rPr>
+            <w:t>☐</w:t>
+          </w:r>
+        </w:sdtContent>
+      </w:sdt>
       <w:r>
         <w:rPr>
           <w:rFonts w:ascii="Times New Roman" w:eastAsia="Times New Roman" w:hAnsi="Times New Roman" w:cs="Times New Roman"/>
@@ -11769,14 +11815,33 @@
         </w:rPr>
         <w:br/>
       </w:r>
-      <w:r>
-        <w:rPr>
-          <w:rFonts w:ascii="Segoe UI Symbol" w:eastAsia="Times New Roman" w:hAnsi="Segoe UI Symbol" w:cs="Segoe UI Symbol"/>
-          <w:sz w:val="21"/>
-          <w:szCs w:val="21"/>
-        </w:rPr>
-        <w:t>☐</w:t>
-      </w:r>
+      <w:sdt>
+        <w:sdtPr>
+          <w:rPr>
+            <w:rFonts w:ascii="Segoe UI Symbol" w:eastAsia="Times New Roman" w:hAnsi="Segoe UI Symbol" w:cs="Segoe UI Symbol"/>
+            <w:sz w:val="21"/>
+            <w:szCs w:val="21"/>
+          </w:rPr>
+          <w:alias w:val="invasive_supplemental_no"/>
+          <w:tag w:val="invasive_supplemental_no"/>
+          <w:id w:val="36002192"/>
+          <w14:checkbox>
+            <w14:checked w14:val="0"/>
+            <w14:checkedState w14:val="2612" w14:font="MS Gothic"/>
+            <w14:uncheckedState w14:val="2610" w14:font="MS Gothic"/>
+          </w14:checkbox>
+        </w:sdtPr>
+        <w:sdtContent>
+          <w:r>
+            <w:rPr>
+              <w:rFonts w:ascii="Segoe UI Symbol" w:eastAsia="Times New Roman" w:hAnsi="Segoe UI Symbol" w:cs="Segoe UI Symbol"/>
+              <w:sz w:val="21"/>
+              <w:szCs w:val="21"/>
+            </w:rPr>
+            <w:t>☐</w:t>
+          </w:r>
+        </w:sdtContent>
+      </w:sdt>
       <w:r>
         <w:rPr>
           <w:rFonts w:ascii="Times New Roman" w:eastAsia="Times New Roman" w:hAnsi="Times New Roman" w:cs="Times New Roman"/>
@@ -12606,9 +12671,10 @@
         <w:tblLook w:val="04A0" w:firstRow="1" w:lastRow="0" w:firstColumn="1" w:lastColumn="0" w:noHBand="0" w:noVBand="1"/>
       </w:tblPr>
       <w:tblGrid>
-        <w:gridCol w:w="4651"/>
+        <w:gridCol w:w="3101"/>
         <w:gridCol w:w="2355"/>
         <w:gridCol w:w="2344"/>
+        <w:gridCol w:w="1550"/>
       </w:tblGrid>
       <w:tr>
         <w:trPr>
@@ -12647,7 +12713,7 @@
         </w:tc>
         <w:tc>
           <w:tcPr>
-            <w:tcW w:w="2448" w:type="dxa"/>
+            <w:tcW w:w="898" w:type="dxa"/>
           </w:tcPr>
           <w:p>
             <w:pPr>
@@ -12659,6 +12725,22 @@
                 <w:sz w:val="20"/>
               </w:rPr>
               <w:t>No Repairs Required</w:t>
+            </w:r>
+          </w:p>
+        </w:tc>
+        <w:tc>
+          <w:tcPr>
+            <w:tcW w:w="1550" w:type="dxa"/>
+          </w:tcPr>
+          <w:p>
+            <w:pPr>
+              <w:jc w:val="center"/>
+            </w:pPr>
+            <w:r>
+              <w:rPr>
+                <w:b/>
+              </w:rPr>
+              <w:t>Comments</w:t>
             </w:r>
           </w:p>
         </w:tc>
@@ -12720,7 +12802,7 @@
         </w:tc>
         <w:tc>
           <w:tcPr>
-            <w:tcW w:w="2448" w:type="dxa"/>
+            <w:tcW w:w="898" w:type="dxa"/>
           </w:tcPr>
           <w:p>
             <w:pPr>
@@ -12754,6 +12836,19 @@
                 </w:r>
               </w:sdtContent>
             </w:sdt>
+          </w:p>
+        </w:tc>
+        <w:tc>
+          <w:tcPr>
+            <w:tcW w:w="1550" w:type="dxa"/>
+          </w:tcPr>
+          <w:p>
+            <w:pPr>
+              <w:jc w:val="center"/>
+              <w:rPr>
+                <w:highlight w:val="yellow"/>
+              </w:rPr>
+            </w:pPr>
           </w:p>
         </w:tc>
       </w:tr>
@@ -12814,7 +12909,7 @@
         </w:tc>
         <w:tc>
           <w:tcPr>
-            <w:tcW w:w="2448" w:type="dxa"/>
+            <w:tcW w:w="898" w:type="dxa"/>
           </w:tcPr>
           <w:p>
             <w:pPr>
@@ -12848,6 +12943,19 @@
                 </w:r>
               </w:sdtContent>
             </w:sdt>
+          </w:p>
+        </w:tc>
+        <w:tc>
+          <w:tcPr>
+            <w:tcW w:w="1550" w:type="dxa"/>
+          </w:tcPr>
+          <w:p>
+            <w:pPr>
+              <w:jc w:val="center"/>
+              <w:rPr>
+                <w:highlight w:val="yellow"/>
+              </w:rPr>
+            </w:pPr>
           </w:p>
         </w:tc>
       </w:tr>
@@ -12908,7 +13016,7 @@
         </w:tc>
         <w:tc>
           <w:tcPr>
-            <w:tcW w:w="2448" w:type="dxa"/>
+            <w:tcW w:w="898" w:type="dxa"/>
           </w:tcPr>
           <w:p>
             <w:pPr>
@@ -12942,6 +13050,19 @@
                 </w:r>
               </w:sdtContent>
             </w:sdt>
+          </w:p>
+        </w:tc>
+        <w:tc>
+          <w:tcPr>
+            <w:tcW w:w="1550" w:type="dxa"/>
+          </w:tcPr>
+          <w:p>
+            <w:pPr>
+              <w:jc w:val="center"/>
+              <w:rPr>
+                <w:highlight w:val="yellow"/>
+              </w:rPr>
+            </w:pPr>
           </w:p>
         </w:tc>
       </w:tr>
@@ -13002,7 +13123,7 @@
         </w:tc>
         <w:tc>
           <w:tcPr>
-            <w:tcW w:w="2448" w:type="dxa"/>
+            <w:tcW w:w="898" w:type="dxa"/>
           </w:tcPr>
           <w:p>
             <w:pPr>
@@ -13036,6 +13157,19 @@
                 </w:r>
               </w:sdtContent>
             </w:sdt>
+          </w:p>
+        </w:tc>
+        <w:tc>
+          <w:tcPr>
+            <w:tcW w:w="1550" w:type="dxa"/>
+          </w:tcPr>
+          <w:p>
+            <w:pPr>
+              <w:jc w:val="center"/>
+              <w:rPr>
+                <w:highlight w:val="yellow"/>
+              </w:rPr>
+            </w:pPr>
           </w:p>
         </w:tc>
       </w:tr>
@@ -13096,7 +13230,7 @@
         </w:tc>
         <w:tc>
           <w:tcPr>
-            <w:tcW w:w="2448" w:type="dxa"/>
+            <w:tcW w:w="898" w:type="dxa"/>
           </w:tcPr>
           <w:p>
             <w:pPr>
@@ -13130,6 +13264,19 @@
                 </w:r>
               </w:sdtContent>
             </w:sdt>
+          </w:p>
+        </w:tc>
+        <w:tc>
+          <w:tcPr>
+            <w:tcW w:w="1550" w:type="dxa"/>
+          </w:tcPr>
+          <w:p>
+            <w:pPr>
+              <w:jc w:val="center"/>
+              <w:rPr>
+                <w:highlight w:val="yellow"/>
+              </w:rPr>
+            </w:pPr>
           </w:p>
         </w:tc>
       </w:tr>
@@ -13190,7 +13337,7 @@
         </w:tc>
         <w:tc>
           <w:tcPr>
-            <w:tcW w:w="2448" w:type="dxa"/>
+            <w:tcW w:w="898" w:type="dxa"/>
           </w:tcPr>
           <w:p>
             <w:pPr>
@@ -13224,6 +13371,19 @@
                 </w:r>
               </w:sdtContent>
             </w:sdt>
+          </w:p>
+        </w:tc>
+        <w:tc>
+          <w:tcPr>
+            <w:tcW w:w="1550" w:type="dxa"/>
+          </w:tcPr>
+          <w:p>
+            <w:pPr>
+              <w:jc w:val="center"/>
+              <w:rPr>
+                <w:highlight w:val="yellow"/>
+              </w:rPr>
+            </w:pPr>
           </w:p>
         </w:tc>
       </w:tr>
